--- a/template/clean_ref_en.docx
+++ b/template/clean_ref_en.docx
@@ -7,6 +7,10 @@
         <w:pStyle w:val="20"/>
       </w:pPr>
       <w:r>
+        <w:rPr>
+          <w:rFonts w:eastAsia="黑体"/>
+          <w:sz w:val="36"/>
+        </w:rPr>
         <w:t>Title</w:t>
       </w:r>
     </w:p>
@@ -38,8 +42,16 @@
     <w:p>
       <w:pPr>
         <w:pStyle w:val="36"/>
-      </w:pPr>
-      <w:r>
+        <w:rPr>
+          <w:rFonts w:eastAsia="宋体"/>
+          <w:sz w:val="24"/>
+        </w:rPr>
+      </w:pPr>
+      <w:r>
+        <w:rPr>
+          <w:rFonts w:eastAsia="宋体"/>
+          <w:sz w:val="24"/>
+        </w:rPr>
         <w:t>Abstract</w:t>
       </w:r>
     </w:p>
@@ -158,6 +170,8 @@
       <w:r>
         <w:t>First Paragraph.</w:t>
       </w:r>
+      <w:bookmarkStart w:id="9" w:name="_GoBack"/>
+      <w:bookmarkEnd w:id="9"/>
     </w:p>
     <w:p>
       <w:pPr>
@@ -268,8 +282,8 @@
         </w:tblCellMar>
       </w:tblPr>
       <w:tblGrid>
-        <w:gridCol w:w="1243"/>
-        <w:gridCol w:w="1243"/>
+        <w:gridCol w:w="746"/>
+        <w:gridCol w:w="746"/>
       </w:tblGrid>
       <w:tr>
         <w:tblPrEx>
@@ -397,8 +411,6 @@
       <w:r>
         <w:t>Definition</w:t>
       </w:r>
-      <w:bookmarkStart w:id="9" w:name="_GoBack"/>
-      <w:bookmarkEnd w:id="9"/>
     </w:p>
     <w:sectPr>
       <w:footnotePr>
@@ -1125,10 +1137,10 @@
       <w:autoSpaceDE w:val="0"/>
       <w:autoSpaceDN w:val="0"/>
       <w:ind w:firstLine="643" w:firstLineChars="200"/>
-      <w:jc w:val="left"/>
-    </w:pPr>
-    <w:rPr>
-      <w:rFonts w:cs="SimSun"/>
+      <w:jc w:val="both"/>
+    </w:pPr>
+    <w:rPr>
+      <w:rFonts w:eastAsia="宋体" w:cs="SimSun"/>
       <w:kern w:val="0"/>
       <w:szCs w:val="24"/>
       <w:lang w:eastAsia="en-US"/>
@@ -1395,7 +1407,11 @@
     <w:uiPriority w:val="0"/>
     <w:pPr>
       <w:ind w:left="0" w:leftChars="0" w:firstLine="643" w:firstLineChars="200"/>
-    </w:pPr>
+      <w:jc w:val="both"/>
+    </w:pPr>
+    <w:rPr>
+      <w:rFonts w:eastAsia="宋体"/>
+    </w:rPr>
   </w:style>
   <w:style w:type="paragraph" w:customStyle="1" w:styleId="31">
     <w:name w:val="Compact"/>
@@ -1745,7 +1761,7 @@
     <w:qFormat/>
     <w:uiPriority w:val="1"/>
     <w:rPr>
-      <w:rFonts w:ascii="Times New Roman" w:hAnsi="Times New Roman" w:eastAsia="SimSun" w:cs="SimSun"/>
+      <w:rFonts w:ascii="Times New Roman" w:hAnsi="Times New Roman" w:eastAsia="宋体" w:cs="SimSun"/>
       <w:lang w:eastAsia="en-US"/>
     </w:rPr>
   </w:style>
